--- a/docs/labs/Lab8-human-emg/Lab8.docx
+++ b/docs/labs/Lab8-human-emg/Lab8.docx
@@ -23,7 +23,7 @@
         <w:pStyle w:val="Date"/>
       </w:pPr>
       <w:r>
-        <w:t xml:space="preserve">2024-10-29</w:t>
+        <w:t xml:space="preserve">2025-10-13</w:t>
       </w:r>
     </w:p>
     <w:sdt>
@@ -528,7 +528,7 @@
               </w:numPr>
             </w:pPr>
             <w:r>
-              <w:t xml:space="preserve">Do Quiz on Laulima (open 24 hrs before lab).</w:t>
+              <w:t xml:space="preserve">Do Quiz on Lamaku (open 24 hrs before lab).</w:t>
             </w:r>
           </w:p>
           <w:p>
@@ -2607,19 +2607,31 @@
         </w:numPr>
       </w:pPr>
       <w:r>
+        <w:t xml:space="preserve">EMGs during muscle contraction of different speeds (e.g. lifting book slowly vs quickly)</w:t>
+      </w:r>
+    </w:p>
+    <w:p>
+      <w:pPr>
+        <w:pStyle w:val="Compact"/>
+        <w:numPr>
+          <w:ilvl w:val="0"/>
+          <w:numId w:val="1016"/>
+        </w:numPr>
+      </w:pPr>
+      <w:r>
+        <w:t xml:space="preserve">Effect of distance between electrodes on EMG signal</w:t>
+      </w:r>
+    </w:p>
+    <w:p>
+      <w:pPr>
+        <w:pStyle w:val="Compact"/>
+        <w:numPr>
+          <w:ilvl w:val="0"/>
+          <w:numId w:val="1016"/>
+        </w:numPr>
+      </w:pPr>
+      <w:r>
         <w:t xml:space="preserve">EMGs from different volunteers with different muscle mass or build (donʻt forget to take some measurement of the muscle differences for the comparison)</w:t>
-      </w:r>
-    </w:p>
-    <w:p>
-      <w:pPr>
-        <w:pStyle w:val="Compact"/>
-        <w:numPr>
-          <w:ilvl w:val="0"/>
-          <w:numId w:val="1016"/>
-        </w:numPr>
-      </w:pPr>
-      <w:r>
-        <w:t xml:space="preserve">EMGs during muscle contraction of different speeds (e.g. lifting book slowly vs quickly)</w:t>
       </w:r>
     </w:p>
     <w:p>
